--- a/public/resume.docx
+++ b/public/resume.docx
@@ -872,7 +872,7 @@
           <w:spacing w:val="0"/>
           <w:color w:val="141414"/>
         </w:rPr>
-        <w:t xml:space="preserve"> Anthropic Claude API, AI Agents, Tool Use, RAG Systems, LLM Orchestration, Streaming, Structured Outputs, Prompt Caching</w:t>
+        <w:t xml:space="preserve"> Anthropic Claude API, AI Agents, Tool Use, RAG Systems, LLM Orchestration</w:t>
       </w:r>
     </w:p>
     <w:p>
@@ -1003,109 +1003,6 @@
           <w:color w:val="141414"/>
         </w:rPr>
         <w:t xml:space="preserve"> Claude Code, Git, GitHub</w:t>
-      </w:r>
-    </w:p>
-    <w:p>
-      <w:pPr>
-        <w:spacing w:after="106"/>
-      </w:pPr>
-      <w:r>
-        <w:rPr>
-          <w:rFonts w:ascii="Arial" w:hAnsi="Arial" w:cs="Arial"/>
-          <w:sz w:val="32"/>
-          <w:sz-cs w:val="32"/>
-          <w:b/>
-          <w:spacing w:val="0"/>
-          <w:color w:val="152745"/>
-        </w:rPr>
-        <w:t xml:space="preserve">CONTINUOUS LEARNING</w:t>
-      </w:r>
-    </w:p>
-    <w:p>
-      <w:pPr>
-        <w:ind w:left="720" w:first-line="-720"/>
-        <w:spacing w:after="80"/>
-      </w:pPr>
-      <w:r>
-        <w:rPr>
-          <w:rFonts w:ascii="Arial" w:hAnsi="Arial" w:cs="Arial"/>
-          <w:sz w:val="29"/>
-          <w:sz-cs w:val="29"/>
-          <w:color w:val="141414"/>
-        </w:rPr>
-        <w:t xml:space="preserve"/>
-        <w:tab/>
-        <w:t xml:space="preserve">•</w:t>
-        <w:tab/>
-        <w:t xml:space="preserve"/>
-      </w:r>
-      <w:r>
-        <w:rPr>
-          <w:rFonts w:ascii="Arial" w:hAnsi="Arial" w:cs="Arial"/>
-          <w:sz w:val="29"/>
-          <w:sz-cs w:val="29"/>
-          <w:spacing w:val="0"/>
-          <w:color w:val="141414"/>
-        </w:rPr>
-        <w:t xml:space="preserve">Completing 28-week AI Engineering program: Python, LLM Applications, Agent Systems, RAG Pipelines, LangGraph, FastAPI, and Production Deployment</w:t>
-      </w:r>
-    </w:p>
-    <w:p>
-      <w:pPr>
-        <w:ind w:left="720" w:first-line="-720"/>
-        <w:spacing w:after="80"/>
-      </w:pPr>
-      <w:r>
-        <w:rPr>
-          <w:rFonts w:ascii="Arial" w:hAnsi="Arial" w:cs="Arial"/>
-          <w:sz w:val="29"/>
-          <w:sz-cs w:val="29"/>
-          <w:color w:val="141414"/>
-        </w:rPr>
-        <w:t xml:space="preserve"/>
-        <w:tab/>
-        <w:t xml:space="preserve">•</w:t>
-        <w:tab/>
-        <w:t xml:space="preserve"/>
-      </w:r>
-      <w:r>
-        <w:rPr>
-          <w:rFonts w:ascii="Arial" w:hAnsi="Arial" w:cs="Arial"/>
-          <w:sz w:val="29"/>
-          <w:sz-cs w:val="29"/>
-          <w:spacing w:val="0"/>
-          <w:color w:val="141414"/>
-        </w:rPr>
-        <w:t xml:space="preserve">Active DSA practice on NeetCode: arrays, hashmaps, two pointers</w:t>
-      </w:r>
-    </w:p>
-    <w:p>
-      <w:pPr>
-        <w:ind w:left="720" w:first-line="-720"/>
-        <w:spacing w:after="80"/>
-      </w:pPr>
-      <w:r>
-        <w:rPr>
-          <w:rFonts w:ascii="Arial" w:hAnsi="Arial" w:cs="Arial"/>
-          <w:sz w:val="29"/>
-          <w:sz-cs w:val="29"/>
-          <w:color w:val="141414"/>
-        </w:rPr>
-        <w:t xml:space="preserve"/>
-        <w:tab/>
-        <w:t xml:space="preserve">•</w:t>
-        <w:tab/>
-        <w:t xml:space="preserve"/>
-      </w:r>
-      <w:r>
-        <w:rPr>
-          <w:rFonts w:ascii="Arial" w:hAnsi="Arial" w:cs="Arial"/>
-          <w:sz w:val="29"/>
-          <w:sz-cs w:val="29"/>
-          <w:spacing w:val="0"/>
-          <w:color w:val="141414"/>
-        </w:rPr>
-        <w:t xml:space="preserve">YouTube channel: teaching Claude Code and AI automation in Hinglish, 18+ videos published</w:t>
       </w:r>
     </w:p>
     <w:p>

--- a/public/resume.docx
+++ b/public/resume.docx
@@ -696,7 +696,7 @@
           <w:spacing w:val="0"/>
           <w:color w:val="141414"/>
         </w:rPr>
-        <w:t xml:space="preserve">Mathematics Faculty, Vidyalankar, Mumbai (2021-2025) | Career Point, Kota (2018-2021)</w:t>
+        <w:t xml:space="preserve">Mathematics Faculty, Vidyalankar, Mumbai (2021-2025) | Career Point, Kota (2019-2021)</w:t>
       </w:r>
     </w:p>
     <w:p>
@@ -727,7 +727,7 @@
           <w:spacing w:val="0"/>
           <w:color w:val="141414"/>
         </w:rPr>
-        <w:t xml:space="preserve">8 years teaching IIT-JEE Mathematics</w:t>
+        <w:t xml:space="preserve">6+ years teaching IIT-JEE Mathematics</w:t>
       </w:r>
       <w:r>
         <w:rPr>

--- a/public/resume.docx
+++ b/public/resume.docx
@@ -155,7 +155,7 @@
           <w:spacing w:val="0"/>
           <w:color w:val="141414"/>
         </w:rPr>
-        <w:t xml:space="preserve">AI Engineer and Automation Architect with 8+ years of domain experience in education operations and 3 years in content creation. Build production LLM applications in Python using the Anthropic Claude API: autonomous agents, tool use, streaming, and structured data extraction. Built Institura, a live SaaS with 30+ modules saving clients $12,000+/yr. Design autonomous AI workflows using n8n and MCP servers that eliminate manual operations and save businesses real money.</w:t>
+        <w:t xml:space="preserve">AI Engineer and Automation Architect with 7+ years of domain experience in education operations and 3 years in content creation. Build production LLM applications in Python using the Anthropic Claude API: autonomous agents, tool use, streaming, and structured data extraction. Built Institura, a live SaaS with 30+ modules saving clients $12,000+/yr. Design autonomous AI workflows using n8n and MCP servers that eliminate manual operations and save businesses real money.</w:t>
       </w:r>
     </w:p>
     <w:p>

--- a/public/resume.docx
+++ b/public/resume.docx
@@ -467,7 +467,7 @@
           <w:spacing w:val="0"/>
           <w:color w:val="101010"/>
         </w:rPr>
-        <w:t xml:space="preserve"> Replaced a 2-3 day manual process. Pulls context from multiple sales calls and generates branded PandaDoc proposals with dynamic pricing in 52 seconds. Claude-driven, 8 tools orchestrated: Fathom, Airtable, PandaDoc, Stripe, Gmail, Google Drive, Calendly, Instantly</w:t>
+        <w:t xml:space="preserve"> Replaced a 2-3 day manual process. Pulls context from multiple sales calls and generates branded PandaDoc proposals with dynamic pricing in 52 seconds. 8 tools orchestrated: Fathom, Claude, Airtable, PandaDoc, Stripe, Gmail, Google Drive, Calendly</w:t>
       </w:r>
     </w:p>
     <w:p>

--- a/public/resume.docx
+++ b/public/resume.docx
@@ -198,7 +198,20 @@
           <w:color w:val="101010"/>
         </w:rPr>
         <w:t xml:space="preserve">, Institura, Mumbai (Dec 2025 - Present)</w:t>
-        <w:br/>
+      </w:r>
+    </w:p>
+    <w:p>
+      <w:pPr>
+        <w:spacing w:after="160"/>
+      </w:pPr>
+      <w:r>
+        <w:rPr>
+          <w:rFonts w:ascii="Arial" w:hAnsi="Arial" w:cs="Arial"/>
+          <w:sz w:val="29"/>
+          <w:sz-cs w:val="29"/>
+          <w:spacing w:val="0"/>
+          <w:color w:val="101010"/>
+        </w:rPr>
         <w:t xml:space="preserve">AI Operating System for Coaching Institutes | institura.com</w:t>
       </w:r>
     </w:p>
@@ -426,7 +439,20 @@
           <w:color w:val="101010"/>
         </w:rPr>
         <w:t xml:space="preserve">, Aifyy (May 2025 - May 2026)</w:t>
-        <w:br/>
+      </w:r>
+    </w:p>
+    <w:p>
+      <w:pPr>
+        <w:spacing w:after="160"/>
+      </w:pPr>
+      <w:r>
+        <w:rPr>
+          <w:rFonts w:ascii="Arial" w:hAnsi="Arial" w:cs="Arial"/>
+          <w:sz w:val="29"/>
+          <w:sz-cs w:val="29"/>
+          <w:spacing w:val="0"/>
+          <w:color w:val="101010"/>
+        </w:rPr>
         <w:t xml:space="preserve">Internal AI automation for sales and client operations</w:t>
       </w:r>
     </w:p>
@@ -762,9 +788,12 @@
           <w:color w:val="101010"/>
         </w:rPr>
         <w:t xml:space="preserve"> Python</w:t>
-        <w:br/>
-        <w:t xml:space="preserve"/>
-      </w:r>
+      </w:r>
+    </w:p>
+    <w:p>
+      <w:pPr>
+        <w:spacing w:after="160"/>
+      </w:pPr>
       <w:r>
         <w:rPr>
           <w:rFonts w:ascii="Arial" w:hAnsi="Arial" w:cs="Arial"/>
@@ -785,9 +814,12 @@
           <w:color w:val="101010"/>
         </w:rPr>
         <w:t xml:space="preserve"> Anthropic Claude API, AI Agents, Tool Use, RAG Systems, LLM Orchestration</w:t>
-        <w:br/>
-        <w:t xml:space="preserve"/>
-      </w:r>
+      </w:r>
+    </w:p>
+    <w:p>
+      <w:pPr>
+        <w:spacing w:after="160"/>
+      </w:pPr>
       <w:r>
         <w:rPr>
           <w:rFonts w:ascii="Arial" w:hAnsi="Arial" w:cs="Arial"/>
@@ -808,9 +840,12 @@
           <w:color w:val="101010"/>
         </w:rPr>
         <w:t xml:space="preserve"> n8n, Make.com, MCP Servers, Webhooks</w:t>
-        <w:br/>
-        <w:t xml:space="preserve"/>
-      </w:r>
+      </w:r>
+    </w:p>
+    <w:p>
+      <w:pPr>
+        <w:spacing w:after="160"/>
+      </w:pPr>
       <w:r>
         <w:rPr>
           <w:rFonts w:ascii="Arial" w:hAnsi="Arial" w:cs="Arial"/>
@@ -830,10 +865,13 @@
           <w:spacing w:val="0"/>
           <w:color w:val="101010"/>
         </w:rPr>
-        <w:t xml:space="preserve"> Claude, OpenAI, Gemini</w:t>
-        <w:br/>
-        <w:t xml:space="preserve"/>
-      </w:r>
+        <w:t xml:space="preserve"> Claude, OpenAI, Gemini, OpenRouter</w:t>
+      </w:r>
+    </w:p>
+    <w:p>
+      <w:pPr>
+        <w:spacing w:after="160"/>
+      </w:pPr>
       <w:r>
         <w:rPr>
           <w:rFonts w:ascii="Arial" w:hAnsi="Arial" w:cs="Arial"/>
@@ -854,9 +892,12 @@
           <w:color w:val="101010"/>
         </w:rPr>
         <w:t xml:space="preserve"> Airtable, Supabase, Notion, Google Sheets</w:t>
-        <w:br/>
-        <w:t xml:space="preserve"/>
-      </w:r>
+      </w:r>
+    </w:p>
+    <w:p>
+      <w:pPr>
+        <w:spacing w:after="160"/>
+      </w:pPr>
       <w:r>
         <w:rPr>
           <w:rFonts w:ascii="Arial" w:hAnsi="Arial" w:cs="Arial"/>
@@ -877,9 +918,12 @@
           <w:color w:val="101010"/>
         </w:rPr>
         <w:t xml:space="preserve"> PandaDoc, Stripe, Razorpay, Slack, Gmail, Google Drive, Fathom, Apify, Calendly, SerpAPI, Mathpix</w:t>
-        <w:br/>
-        <w:t xml:space="preserve"/>
-      </w:r>
+      </w:r>
+    </w:p>
+    <w:p>
+      <w:pPr>
+        <w:spacing w:after="160"/>
+      </w:pPr>
       <w:r>
         <w:rPr>
           <w:rFonts w:ascii="Arial" w:hAnsi="Arial" w:cs="Arial"/>

--- a/public/resume.docx
+++ b/public/resume.docx
@@ -187,17 +187,17 @@
           <w:spacing w:val="0"/>
           <w:color w:val="101010"/>
         </w:rPr>
-        <w:t xml:space="preserve">Founder</w:t>
-      </w:r>
-      <w:r>
-        <w:rPr>
-          <w:rFonts w:ascii="Arial" w:hAnsi="Arial" w:cs="Arial"/>
-          <w:sz w:val="29"/>
-          <w:sz-cs w:val="29"/>
-          <w:spacing w:val="0"/>
-          <w:color w:val="101010"/>
-        </w:rPr>
-        <w:t xml:space="preserve">, Institura, Mumbai (Dec 2025 - Present)</w:t>
+        <w:t xml:space="preserve">Built &amp; Operates Institura</w:t>
+      </w:r>
+      <w:r>
+        <w:rPr>
+          <w:rFonts w:ascii="Arial" w:hAnsi="Arial" w:cs="Arial"/>
+          <w:sz w:val="29"/>
+          <w:sz-cs w:val="29"/>
+          <w:spacing w:val="0"/>
+          <w:color w:val="101010"/>
+        </w:rPr>
+        <w:t xml:space="preserve">, Mumbai (Dec 2025 - Present)</w:t>
       </w:r>
     </w:p>
     <w:p>
@@ -413,6 +413,46 @@
           <w:color w:val="101010"/>
         </w:rPr>
         <w:t xml:space="preserve"> in operational staff cost (admin, typist and data entry roles automated)</w:t>
+      </w:r>
+    </w:p>
+    <w:p>
+      <w:pPr>
+        <w:ind w:left="720" w:first-line="-720"/>
+      </w:pPr>
+      <w:r>
+        <w:rPr>
+          <w:rFonts w:ascii="Arial" w:hAnsi="Arial" w:cs="Arial"/>
+          <w:sz w:val="29"/>
+          <w:sz-cs w:val="29"/>
+          <w:b/>
+          <w:color w:val="101010"/>
+        </w:rPr>
+        <w:t xml:space="preserve"/>
+        <w:tab/>
+        <w:t xml:space="preserve">•</w:t>
+        <w:tab/>
+        <w:t xml:space="preserve"/>
+      </w:r>
+      <w:r>
+        <w:rPr>
+          <w:rFonts w:ascii="Arial" w:hAnsi="Arial" w:cs="Arial"/>
+          <w:sz w:val="29"/>
+          <w:sz-cs w:val="29"/>
+          <w:b/>
+          <w:spacing w:val="0"/>
+          <w:color w:val="101010"/>
+        </w:rPr>
+        <w:t xml:space="preserve">AI RAG Pipeline (Institura Knowledge Base):</w:t>
+      </w:r>
+      <w:r>
+        <w:rPr>
+          <w:rFonts w:ascii="Arial" w:hAnsi="Arial" w:cs="Arial"/>
+          <w:sz w:val="29"/>
+          <w:sz-cs w:val="29"/>
+          <w:spacing w:val="0"/>
+          <w:color w:val="101010"/>
+        </w:rPr>
+        <w:t xml:space="preserve"> Prototyped Q&amp;A over student records, batch performance and fee status. Voyage AI embeddings in ChromaDB, cross-encoder reranking, Claude Haiku answers grounded only in retrieved context. Code: github.com/ashishpratapsai/python-for-ai/tree/main/phase4</w:t>
       </w:r>
     </w:p>
     <w:p>
@@ -813,7 +853,7 @@
           <w:spacing w:val="0"/>
           <w:color w:val="101010"/>
         </w:rPr>
-        <w:t xml:space="preserve"> Anthropic Claude API, AI Agents, Tool Use, RAG Systems, LLM Orchestration</w:t>
+        <w:t xml:space="preserve"> Anthropic Claude API, Anthropic SDK, AI Agents, Tool Use, RAG Pipelines (retrieval, reranking, generation), LLM Orchestration</w:t>
       </w:r>
     </w:p>
     <w:p>
@@ -865,7 +905,7 @@
           <w:spacing w:val="0"/>
           <w:color w:val="101010"/>
         </w:rPr>
-        <w:t xml:space="preserve"> Claude, OpenAI, Gemini, OpenRouter</w:t>
+        <w:t xml:space="preserve"> Claude, OpenAI, Gemini, OpenRouter, Voyage AI (embeddings, reranking)</w:t>
       </w:r>
     </w:p>
     <w:p>
@@ -891,7 +931,7 @@
           <w:spacing w:val="0"/>
           <w:color w:val="101010"/>
         </w:rPr>
-        <w:t xml:space="preserve"> Airtable, Supabase, Notion, Google Sheets</w:t>
+        <w:t xml:space="preserve"> Airtable, Supabase, ChromaDB, Notion, Google Sheets</w:t>
       </w:r>
     </w:p>
     <w:p>

--- a/public/resume.docx
+++ b/public/resume.docx
@@ -155,7 +155,7 @@
           <w:spacing w:val="0"/>
           <w:color w:val="101010"/>
         </w:rPr>
-        <w:t xml:space="preserve">AI automation engineer who builds LLM-powered systems that replace manual operations for businesses, from the first conversation with the operator to the shipped workflow. Built Institura solo: a production SaaS with 30+ modules running 2 coaching institutes with 600+ students, replacing roughly ₹10L+/yr in staff cost per institute. Personally onboard and train every customer, then ship improvements from their feedback. At Aifyy, shipped Claude and n8n systems that cut proposal turnaround from 2-3 days to 52 seconds. Build with Python, the Anthropic Claude API, n8n and MCP servers. Before engineering, spent 6+ years as IIT-JEE Mathematics faculty: years of explaining complex ideas to non-technical people, and first-hand knowledge of the institutes Institura now runs on.</w:t>
+        <w:t xml:space="preserve">AI automation engineer who builds LLM-powered systems that replace manual operations for businesses, from the first conversation with the operator to the shipped workflow. Built Institura solo: a production SaaS with 30+ modules running 3 coaching institutes with 1,200+ students, replacing roughly ₹10L+/yr in staff cost per institute. Personally onboard and train every customer, then ship improvements from their feedback. At Aifyy, shipped Claude and n8n systems that cut proposal turnaround from 2-3 days to 52 seconds. Build with Python, the Anthropic Claude API, n8n and MCP servers. Before engineering, spent 6+ years as IIT-JEE Mathematics faculty: years of explaining complex ideas to non-technical people, and first-hand knowledge of the institutes Institura now runs on.</w:t>
       </w:r>
     </w:p>
     <w:p>
@@ -242,7 +242,7 @@
           <w:spacing w:val="0"/>
           <w:color w:val="101010"/>
         </w:rPr>
-        <w:t xml:space="preserve">Built solo, live at 2 institutes, 600+ students:</w:t>
+        <w:t xml:space="preserve">Built solo, live at 3 institutes, 1,200+ students:</w:t>
       </w:r>
       <w:r>
         <w:rPr>
@@ -413,46 +413,6 @@
           <w:color w:val="101010"/>
         </w:rPr>
         <w:t xml:space="preserve"> in operational staff cost (admin, typist and data entry roles automated)</w:t>
-      </w:r>
-    </w:p>
-    <w:p>
-      <w:pPr>
-        <w:ind w:left="720" w:first-line="-720"/>
-      </w:pPr>
-      <w:r>
-        <w:rPr>
-          <w:rFonts w:ascii="Arial" w:hAnsi="Arial" w:cs="Arial"/>
-          <w:sz w:val="29"/>
-          <w:sz-cs w:val="29"/>
-          <w:b/>
-          <w:color w:val="101010"/>
-        </w:rPr>
-        <w:t xml:space="preserve"/>
-        <w:tab/>
-        <w:t xml:space="preserve">•</w:t>
-        <w:tab/>
-        <w:t xml:space="preserve"/>
-      </w:r>
-      <w:r>
-        <w:rPr>
-          <w:rFonts w:ascii="Arial" w:hAnsi="Arial" w:cs="Arial"/>
-          <w:sz w:val="29"/>
-          <w:sz-cs w:val="29"/>
-          <w:b/>
-          <w:spacing w:val="0"/>
-          <w:color w:val="101010"/>
-        </w:rPr>
-        <w:t xml:space="preserve">AI RAG Pipeline (Institura Knowledge Base):</w:t>
-      </w:r>
-      <w:r>
-        <w:rPr>
-          <w:rFonts w:ascii="Arial" w:hAnsi="Arial" w:cs="Arial"/>
-          <w:sz w:val="29"/>
-          <w:sz-cs w:val="29"/>
-          <w:spacing w:val="0"/>
-          <w:color w:val="101010"/>
-        </w:rPr>
-        <w:t xml:space="preserve"> Prototyped Q&amp;A over student records, batch performance and fee status. Voyage AI embeddings in ChromaDB, cross-encoder reranking, Claude Haiku answers grounded only in retrieved context. Code: github.com/ashishpratapsai/python-for-ai/tree/main/phase4</w:t>
       </w:r>
     </w:p>
     <w:p>

--- a/public/resume.docx
+++ b/public/resume.docx
@@ -533,7 +533,7 @@
           <w:spacing w:val="0"/>
           <w:color w:val="101010"/>
         </w:rPr>
-        <w:t xml:space="preserve"> Auto-captures call transcripts, classifies client vs internal, extracts action items, tracks call sequencing in CRM. Zero follow-ups missed</w:t>
+        <w:t xml:space="preserve"> Auto-captures call transcripts, classifies client vs internal, extracts action items, tracks call sequencing in CRM. Zero manual notes</w:t>
       </w:r>
     </w:p>
     <w:p>
